--- a/outputs/buch-beziehungen/wenn-beziehungen-erschoepfen-Journal.docx
+++ b/outputs/buch-beziehungen/wenn-beziehungen-erschoepfen-Journal.docx
@@ -5545,7 +5545,7 @@
           <w:sz w:val="24"/>
           <w:szCs w:val="24"/>
         </w:rPr>
-        <w:t xml:space="preserve">Petra Tanner ist Coachin in der Schweiz. Sie ist keine Ärztin, Psychologin oder Psychotherapeutin und übt keine Heilkunde im medizinischen Sinn aus. Ihre Arbeit ersetzt keine Behandlung.</w:t>
+        <w:t>Petra Tanner ist Autorin und Mentorin in der Schweiz. Sie ist keine Ärztin, Psychologin oder Psychotherapeutin und übt keine Heilkunde im medizinischen Sinn aus. Ihre Arbeit ersetzt keine Behandlung.</w:t>
       </w:r>
     </w:p>
     <w:p>
